--- a/assets/downloads/simulation-15/postsimulation-activity-1-pulse-and-heart-rate.docx
+++ b/assets/downloads/simulation-15/postsimulation-activity-1-pulse-and-heart-rate.docx
@@ -1,26 +1,18 @@
 
 <file path=word/document.xml><?xml version="1.0" encoding="utf-8"?>
-<w:document xmlns:wpc="http://schemas.microsoft.com/office/word/2010/wordprocessingCanvas" xmlns:cx="http://schemas.microsoft.com/office/drawing/2014/chartex" xmlns:cx1="http://schemas.microsoft.com/office/drawing/2015/9/8/chartex" xmlns:cx2="http://schemas.microsoft.com/office/drawing/2015/10/21/chartex" xmlns:cx3="http://schemas.microsoft.com/office/drawing/2016/5/9/chartex" xmlns:cx4="http://schemas.microsoft.com/office/drawing/2016/5/10/chartex" xmlns:cx5="http://schemas.microsoft.com/office/drawing/2016/5/11/chartex" xmlns:cx6="http://schemas.microsoft.com/office/drawing/2016/5/12/chartex" xmlns:cx7="http://schemas.microsoft.com/office/drawing/2016/5/13/chartex" xmlns:cx8="http://schemas.microsoft.com/office/drawing/2016/5/14/chartex" xmlns:mc="http://schemas.openxmlformats.org/markup-compatibility/2006" xmlns:aink="http://schemas.microsoft.com/office/drawing/2016/ink" xmlns:am3d="http://schemas.microsoft.com/office/drawing/2017/model3d" xmlns:o="urn:schemas-microsoft-com:office:office" xmlns:oel="http://schemas.microsoft.com/office/2019/extlst" xmlns:r="http://schemas.openxmlformats.org/officeDocument/2006/relationships" xmlns:m="http://schemas.openxmlformats.org/officeDocument/2006/math" xmlns:v="urn:schemas-microsoft-com:vml" xmlns:wp14="http://schemas.microsoft.com/office/word/2010/wordprocessingDrawing" xmlns:wp="http://schemas.openxmlformats.org/drawingml/2006/wordprocessingDrawing" xmlns:w10="urn:schemas-microsoft-com:office:word" xmlns:w="http://schemas.openxmlformats.org/wordprocessingml/2006/main" xmlns:w14="http://schemas.microsoft.com/office/word/2010/wordml" xmlns:w15="http://schemas.microsoft.com/office/word/2012/wordml" xmlns:w16cex="http://schemas.microsoft.com/office/word/2018/wordml/cex" xmlns:w16cid="http://schemas.microsoft.com/office/word/2016/wordml/cid" xmlns:w16="http://schemas.microsoft.com/office/word/2018/wordml" xmlns:w16du="http://schemas.microsoft.com/office/word/2023/wordml/word16du" xmlns:w16sdtdh="http://schemas.microsoft.com/office/word/2020/wordml/sdtdatahash" xmlns:w16sdtfl="http://schemas.microsoft.com/office/word/2024/wordml/sdtformatlock" xmlns:w16se="http://schemas.microsoft.com/office/word/2015/wordml/symex" xmlns:wpg="http://schemas.microsoft.com/office/word/2010/wordprocessingGroup" xmlns:wpi="http://schemas.microsoft.com/office/word/2010/wordprocessingInk" xmlns:wne="http://schemas.microsoft.com/office/word/2006/wordml" xmlns:wps="http://schemas.microsoft.com/office/word/2010/wordprocessingShape" mc:Ignorable="w14 w15 w16se w16cid w16 w16cex w16sdtdh w16sdtfl w16du wp14">
+<w:document xmlns:wpc="http://schemas.microsoft.com/office/word/2010/wordprocessingCanvas" xmlns:cx="http://schemas.microsoft.com/office/drawing/2014/chartex" xmlns:cx1="http://schemas.microsoft.com/office/drawing/2015/9/8/chartex" xmlns:cx2="http://schemas.microsoft.com/office/drawing/2015/10/21/chartex" xmlns:cx3="http://schemas.microsoft.com/office/drawing/2016/5/9/chartex" xmlns:cx4="http://schemas.microsoft.com/office/drawing/2016/5/10/chartex" xmlns:cx5="http://schemas.microsoft.com/office/drawing/2016/5/11/chartex" xmlns:cx6="http://schemas.microsoft.com/office/drawing/2016/5/12/chartex" xmlns:cx7="http://schemas.microsoft.com/office/drawing/2016/5/13/chartex" xmlns:cx8="http://schemas.microsoft.com/office/drawing/2016/5/14/chartex" xmlns:mc="http://schemas.openxmlformats.org/markup-compatibility/2006" xmlns:aink="http://schemas.microsoft.com/office/drawing/2016/ink" xmlns:am3d="http://schemas.microsoft.com/office/drawing/2017/model3d" xmlns:o="urn:schemas-microsoft-com:office:office" xmlns:oel="http://schemas.microsoft.com/office/2019/extlst" xmlns:r="http://schemas.openxmlformats.org/officeDocument/2006/relationships" xmlns:m="http://schemas.openxmlformats.org/officeDocument/2006/math" xmlns:v="urn:schemas-microsoft-com:vml" xmlns:wp14="http://schemas.microsoft.com/office/word/2010/wordprocessingDrawing" xmlns:wp="http://schemas.openxmlformats.org/drawingml/2006/wordprocessingDrawing" xmlns:w10="urn:schemas-microsoft-com:office:word" xmlns:w="http://schemas.openxmlformats.org/wordprocessingml/2006/main" xmlns:w14="http://schemas.microsoft.com/office/word/2010/wordml" xmlns:w15="http://schemas.microsoft.com/office/word/2012/wordml" xmlns:w16cei="http://schemas.microsoft.com/office/word/2026/wordml/cei" xmlns:w16cex="http://schemas.microsoft.com/office/word/2018/wordml/cex" xmlns:w16cid="http://schemas.microsoft.com/office/word/2016/wordml/cid" xmlns:w16="http://schemas.microsoft.com/office/word/2018/wordml" xmlns:w16du="http://schemas.microsoft.com/office/word/2023/wordml/word16du" xmlns:w16sdtdh="http://schemas.microsoft.com/office/word/2020/wordml/sdtdatahash" xmlns:w16sdtfl="http://schemas.microsoft.com/office/word/2024/wordml/sdtformatlock" xmlns:w16se="http://schemas.microsoft.com/office/word/2015/wordml/symex" xmlns:wpg="http://schemas.microsoft.com/office/word/2010/wordprocessingGroup" xmlns:wpi="http://schemas.microsoft.com/office/word/2010/wordprocessingInk" xmlns:wne="http://schemas.microsoft.com/office/word/2006/wordml" xmlns:wps="http://schemas.microsoft.com/office/word/2010/wordprocessingShape" mc:Ignorable="w14 w15 w16se w16cid w16 w16cex w16sdtdh w16sdtfl w16du wp14">
   <w:body>
     <w:p>
       <w:pPr>
         <w:pStyle w:val="Heading1"/>
-        <w:spacing w:line="480" w:lineRule="auto"/>
-        <w:rPr>
-          <w:color w:val="000000"/>
-        </w:rPr>
-      </w:pPr>
+      </w:pPr>
+      <w:proofErr w:type="spellStart"/>
       <w:r>
-        <w:rPr>
-          <w:color w:val="000000"/>
-        </w:rPr>
-        <w:t/>
+        <w:t>Postsimulation</w:t>
       </w:r>
+      <w:proofErr w:type="spellEnd"/>
       <w:r>
-        <w:rPr>
-          <w:color w:val="000000"/>
-        </w:rPr>
-        <w:t>Postsimulation Activity 1: Pulse and Heart Rate</w:t>
+        <w:t xml:space="preserve"> Activity 1: Pulse and Heart Rate</w:t>
       </w:r>
     </w:p>
     <w:p>
@@ -155,7 +147,6 @@
                 <w:szCs w:val="24"/>
                 <w14:ligatures w14:val="standardContextual"/>
               </w:rPr>
-              <w:lastRenderedPageBreak/>
               <w:t>LOCATION</w:t>
             </w:r>
           </w:p>
@@ -837,18 +828,21 @@
     <w:tbl>
       <w:tblPr>
         <w:tblStyle w:val="TableGrid"/>
-        <w:tblW w:w="0" w:type="auto"/>
+        <w:tblW w:w="9959" w:type="dxa"/>
         <w:tblLook w:val="04A0" w:firstRow="1" w:lastRow="0" w:firstColumn="1" w:lastColumn="0" w:noHBand="0" w:noVBand="1"/>
       </w:tblPr>
       <w:tblGrid>
-        <w:gridCol w:w="2610"/>
-        <w:gridCol w:w="3623"/>
-        <w:gridCol w:w="3117"/>
+        <w:gridCol w:w="2780"/>
+        <w:gridCol w:w="3859"/>
+        <w:gridCol w:w="3320"/>
       </w:tblGrid>
       <w:tr>
+        <w:trPr>
+          <w:trHeight w:val="603"/>
+        </w:trPr>
         <w:tc>
           <w:tcPr>
-            <w:tcW w:w="2610" w:type="dxa"/>
+            <w:tcW w:w="2780" w:type="dxa"/>
             <w:tcBorders>
               <w:top w:val="nil"/>
               <w:left w:val="nil"/>
@@ -893,7 +887,7 @@
         </w:tc>
         <w:tc>
           <w:tcPr>
-            <w:tcW w:w="3623" w:type="dxa"/>
+            <w:tcW w:w="3859" w:type="dxa"/>
             <w:tcBorders>
               <w:top w:val="nil"/>
               <w:left w:val="nil"/>
@@ -925,7 +919,7 @@
         </w:tc>
         <w:tc>
           <w:tcPr>
-            <w:tcW w:w="3117" w:type="dxa"/>
+            <w:tcW w:w="3320" w:type="dxa"/>
             <w:tcBorders>
               <w:top w:val="nil"/>
               <w:left w:val="nil"/>
@@ -964,9 +958,12 @@
         </w:tc>
       </w:tr>
       <w:tr>
+        <w:trPr>
+          <w:trHeight w:val="440"/>
+        </w:trPr>
         <w:tc>
           <w:tcPr>
-            <w:tcW w:w="2610" w:type="dxa"/>
+            <w:tcW w:w="2780" w:type="dxa"/>
             <w:tcBorders>
               <w:top w:val="nil"/>
               <w:left w:val="nil"/>
@@ -1011,7 +1008,7 @@
         </w:tc>
         <w:tc>
           <w:tcPr>
-            <w:tcW w:w="3623" w:type="dxa"/>
+            <w:tcW w:w="3859" w:type="dxa"/>
             <w:tcBorders>
               <w:left w:val="nil"/>
               <w:right w:val="nil"/>
@@ -1042,7 +1039,7 @@
         </w:tc>
         <w:tc>
           <w:tcPr>
-            <w:tcW w:w="3117" w:type="dxa"/>
+            <w:tcW w:w="3320" w:type="dxa"/>
             <w:tcBorders>
               <w:top w:val="nil"/>
               <w:left w:val="nil"/>
@@ -1152,6 +1149,62 @@
           <w:tab w:val="left" w:pos="720"/>
         </w:tabs>
         <w:spacing w:line="480" w:lineRule="auto"/>
+        <w:jc w:val="center"/>
+        <w:rPr>
+          <w:b/>
+          <w:bCs/>
+          <w:color w:val="000000"/>
+        </w:rPr>
+      </w:pPr>
+      <w:r>
+        <w:rPr>
+          <w:noProof/>
+        </w:rPr>
+        <w:lastRenderedPageBreak/>
+        <w:drawing>
+          <wp:inline distT="0" distB="0" distL="0" distR="0" wp14:anchorId="788D6236" wp14:editId="62FD9C8A">
+            <wp:extent cx="5943600" cy="6589986"/>
+            <wp:effectExtent l="0" t="0" r="0" b="0"/>
+            <wp:docPr id="1" name="Picture 1"/>
+            <wp:cNvGraphicFramePr>
+              <a:graphicFrameLocks xmlns:a="http://schemas.openxmlformats.org/drawingml/2006/main" noChangeAspect="1"/>
+            </wp:cNvGraphicFramePr>
+            <a:graphic xmlns:a="http://schemas.openxmlformats.org/drawingml/2006/main">
+              <a:graphicData uri="http://schemas.openxmlformats.org/drawingml/2006/picture">
+                <pic:pic xmlns:pic="http://schemas.openxmlformats.org/drawingml/2006/picture">
+                  <pic:nvPicPr>
+                    <pic:cNvPr id="0" name="E9814_759749.png"/>
+                    <pic:cNvPicPr/>
+                  </pic:nvPicPr>
+                  <pic:blipFill>
+                    <a:blip r:embed="rId7"/>
+                    <a:stretch>
+                      <a:fillRect/>
+                    </a:stretch>
+                  </pic:blipFill>
+                  <pic:spPr>
+                    <a:xfrm>
+                      <a:off x="0" y="0"/>
+                      <a:ext cx="5943600" cy="6589986"/>
+                    </a:xfrm>
+                    <a:prstGeom prst="rect">
+                      <a:avLst/>
+                    </a:prstGeom>
+                  </pic:spPr>
+                </pic:pic>
+              </a:graphicData>
+            </a:graphic>
+          </wp:inline>
+        </w:drawing>
+      </w:r>
+    </w:p>
+    <w:p>
+      <w:pPr>
+        <w:pStyle w:val="BodyText"/>
+        <w:tabs>
+          <w:tab w:val="left" w:pos="720"/>
+        </w:tabs>
+        <w:spacing w:line="480" w:lineRule="auto"/>
       </w:pPr>
       <w:r>
         <w:rPr>
@@ -1191,7 +1244,7 @@
       </w:r>
     </w:p>
     <w:sectPr>
-      <w:footerReference w:type="default" r:id="rId7"/>
+      <w:footerReference w:type="default" r:id="rId8"/>
       <w:pgSz w:w="12240" w:h="15840"/>
       <w:pgMar w:top="1440" w:right="1440" w:bottom="1440" w:left="1440" w:header="706" w:footer="706" w:gutter="0"/>
       <w:cols w:space="720"/>
@@ -1201,31 +1254,88 @@
 </w:document>
 </file>
 
+<file path=word/endnotes.xml><?xml version="1.0" encoding="utf-8"?>
+<w:endnotes xmlns:wpc="http://schemas.microsoft.com/office/word/2010/wordprocessingCanvas" xmlns:cx="http://schemas.microsoft.com/office/drawing/2014/chartex" xmlns:cx1="http://schemas.microsoft.com/office/drawing/2015/9/8/chartex" xmlns:cx2="http://schemas.microsoft.com/office/drawing/2015/10/21/chartex" xmlns:cx3="http://schemas.microsoft.com/office/drawing/2016/5/9/chartex" xmlns:cx4="http://schemas.microsoft.com/office/drawing/2016/5/10/chartex" xmlns:cx5="http://schemas.microsoft.com/office/drawing/2016/5/11/chartex" xmlns:cx6="http://schemas.microsoft.com/office/drawing/2016/5/12/chartex" xmlns:cx7="http://schemas.microsoft.com/office/drawing/2016/5/13/chartex" xmlns:cx8="http://schemas.microsoft.com/office/drawing/2016/5/14/chartex" xmlns:mc="http://schemas.openxmlformats.org/markup-compatibility/2006" xmlns:aink="http://schemas.microsoft.com/office/drawing/2016/ink" xmlns:am3d="http://schemas.microsoft.com/office/drawing/2017/model3d" xmlns:o="urn:schemas-microsoft-com:office:office" xmlns:oel="http://schemas.microsoft.com/office/2019/extlst" xmlns:r="http://schemas.openxmlformats.org/officeDocument/2006/relationships" xmlns:m="http://schemas.openxmlformats.org/officeDocument/2006/math" xmlns:v="urn:schemas-microsoft-com:vml" xmlns:wp14="http://schemas.microsoft.com/office/word/2010/wordprocessingDrawing" xmlns:wp="http://schemas.openxmlformats.org/drawingml/2006/wordprocessingDrawing" xmlns:w10="urn:schemas-microsoft-com:office:word" xmlns:w="http://schemas.openxmlformats.org/wordprocessingml/2006/main" xmlns:w14="http://schemas.microsoft.com/office/word/2010/wordml" xmlns:w15="http://schemas.microsoft.com/office/word/2012/wordml" xmlns:w16cei="http://schemas.microsoft.com/office/word/2026/wordml/cei" xmlns:w16cex="http://schemas.microsoft.com/office/word/2018/wordml/cex" xmlns:w16cid="http://schemas.microsoft.com/office/word/2016/wordml/cid" xmlns:w16="http://schemas.microsoft.com/office/word/2018/wordml" xmlns:w16du="http://schemas.microsoft.com/office/word/2023/wordml/word16du" xmlns:w16sdtdh="http://schemas.microsoft.com/office/word/2020/wordml/sdtdatahash" xmlns:w16sdtfl="http://schemas.microsoft.com/office/word/2024/wordml/sdtformatlock" xmlns:w16se="http://schemas.microsoft.com/office/word/2015/wordml/symex" xmlns:wpg="http://schemas.microsoft.com/office/word/2010/wordprocessingGroup" xmlns:wpi="http://schemas.microsoft.com/office/word/2010/wordprocessingInk" xmlns:wne="http://schemas.microsoft.com/office/word/2006/wordml" xmlns:wps="http://schemas.microsoft.com/office/word/2010/wordprocessingShape" mc:Ignorable="w14 w15 w16se w16cid w16 w16cex w16sdtdh w16sdtfl w16du wp14">
+  <w:endnote w:type="separator" w:id="-1">
+    <w:p>
+      <w:r>
+        <w:separator/>
+      </w:r>
+    </w:p>
+  </w:endnote>
+  <w:endnote w:type="continuationSeparator" w:id="0">
+    <w:p>
+      <w:r>
+        <w:continuationSeparator/>
+      </w:r>
+    </w:p>
+  </w:endnote>
+</w:endnotes>
+</file>
+
 <file path=word/footer1.xml><?xml version="1.0" encoding="utf-8"?>
-<w:ftr xmlns:m="http://schemas.openxmlformats.org/officeDocument/2006/math" xmlns:mc="http://schemas.openxmlformats.org/markup-compatibility/2006" xmlns:mo="http://schemas.microsoft.com/office/mac/office/2008/main" xmlns:mv="urn:schemas-microsoft-com:mac:vml" xmlns:o="urn:schemas-microsoft-com:office:office" xmlns:r="http://schemas.openxmlformats.org/officeDocument/2006/relationships" xmlns:v="urn:schemas-microsoft-com:vml" xmlns:w10="urn:schemas-microsoft-com:office:word" xmlns:w14="http://schemas.microsoft.com/office/word/2010/wordml" xmlns:w="http://schemas.openxmlformats.org/wordprocessingml/2006/main" xmlns:wne="http://schemas.microsoft.com/office/word/2006/wordml" xmlns:wp14="http://schemas.microsoft.com/office/word/2010/wordprocessingDrawing" xmlns:wp="http://schemas.openxmlformats.org/drawingml/2006/wordprocessingDrawing" xmlns:wpc="http://schemas.microsoft.com/office/word/2010/wordprocessingCanvas" xmlns:wpg="http://schemas.microsoft.com/office/word/2010/wordprocessingGroup" xmlns:wpi="http://schemas.microsoft.com/office/word/2010/wordprocessingInk" xmlns:wps="http://schemas.microsoft.com/office/word/2010/wordprocessingShape" mc:Ignorable="w14 wp14">
+<w:ftr xmlns:wpc="http://schemas.microsoft.com/office/word/2010/wordprocessingCanvas" xmlns:cx="http://schemas.microsoft.com/office/drawing/2014/chartex" xmlns:cx1="http://schemas.microsoft.com/office/drawing/2015/9/8/chartex" xmlns:cx2="http://schemas.microsoft.com/office/drawing/2015/10/21/chartex" xmlns:cx3="http://schemas.microsoft.com/office/drawing/2016/5/9/chartex" xmlns:cx4="http://schemas.microsoft.com/office/drawing/2016/5/10/chartex" xmlns:cx5="http://schemas.microsoft.com/office/drawing/2016/5/11/chartex" xmlns:cx6="http://schemas.microsoft.com/office/drawing/2016/5/12/chartex" xmlns:cx7="http://schemas.microsoft.com/office/drawing/2016/5/13/chartex" xmlns:cx8="http://schemas.microsoft.com/office/drawing/2016/5/14/chartex" xmlns:mc="http://schemas.openxmlformats.org/markup-compatibility/2006" xmlns:aink="http://schemas.microsoft.com/office/drawing/2016/ink" xmlns:am3d="http://schemas.microsoft.com/office/drawing/2017/model3d" xmlns:o="urn:schemas-microsoft-com:office:office" xmlns:oel="http://schemas.microsoft.com/office/2019/extlst" xmlns:r="http://schemas.openxmlformats.org/officeDocument/2006/relationships" xmlns:m="http://schemas.openxmlformats.org/officeDocument/2006/math" xmlns:v="urn:schemas-microsoft-com:vml" xmlns:wp14="http://schemas.microsoft.com/office/word/2010/wordprocessingDrawing" xmlns:wp="http://schemas.openxmlformats.org/drawingml/2006/wordprocessingDrawing" xmlns:w10="urn:schemas-microsoft-com:office:word" xmlns:w="http://schemas.openxmlformats.org/wordprocessingml/2006/main" xmlns:w14="http://schemas.microsoft.com/office/word/2010/wordml" xmlns:w15="http://schemas.microsoft.com/office/word/2012/wordml" xmlns:w16cei="http://schemas.microsoft.com/office/word/2026/wordml/cei" xmlns:w16cex="http://schemas.microsoft.com/office/word/2018/wordml/cex" xmlns:w16cid="http://schemas.microsoft.com/office/word/2016/wordml/cid" xmlns:w16="http://schemas.microsoft.com/office/word/2018/wordml" xmlns:w16du="http://schemas.microsoft.com/office/word/2023/wordml/word16du" xmlns:w16sdtdh="http://schemas.microsoft.com/office/word/2020/wordml/sdtdatahash" xmlns:w16sdtfl="http://schemas.microsoft.com/office/word/2024/wordml/sdtformatlock" xmlns:w16se="http://schemas.microsoft.com/office/word/2015/wordml/symex" xmlns:wpg="http://schemas.microsoft.com/office/word/2010/wordprocessingGroup" xmlns:wpi="http://schemas.microsoft.com/office/word/2010/wordprocessingInk" xmlns:wne="http://schemas.microsoft.com/office/word/2006/wordml" xmlns:wps="http://schemas.microsoft.com/office/word/2010/wordprocessingShape" mc:Ignorable="w14 w15 w16se w16cid w16 w16cex w16sdtdh w16sdtfl w16du wp14">
   <w:p>
-    <w:pPr>
-      <w:pStyle w:val="Footer"/>
-      <w:jc w:val="left"/>
-    </w:pPr>
     <w:r>
+      <w:rPr>
+        <w:sz w:val="18"/>
+      </w:rPr>
       <w:t xml:space="preserve">From J.M. Larson and H.L. Stedge, </w:t>
     </w:r>
     <w:r>
       <w:rPr>
         <w:i/>
-      </w:rPr>
-      <w:t>Clinical Simulations for the Athletic Trainer HKPropel Access</w:t>
+        <w:sz w:val="18"/>
+      </w:rPr>
+      <w:t xml:space="preserve">Clinical Simulations for the Athletic Trainer </w:t>
+    </w:r>
+    <w:proofErr w:type="spellStart"/>
+    <w:r>
+      <w:rPr>
+        <w:i/>
+        <w:sz w:val="18"/>
+      </w:rPr>
+      <w:t>HKPropel</w:t>
+    </w:r>
+    <w:proofErr w:type="spellEnd"/>
+    <w:r>
+      <w:rPr>
+        <w:i/>
+        <w:sz w:val="18"/>
+      </w:rPr>
+      <w:t xml:space="preserve"> Access</w:t>
     </w:r>
     <w:r>
+      <w:rPr>
+        <w:sz w:val="18"/>
+      </w:rPr>
       <w:t xml:space="preserve"> (Human Kinetics, 2027).</w:t>
     </w:r>
   </w:p>
 </w:ftr>
 </file>
 
+<file path=word/footnotes.xml><?xml version="1.0" encoding="utf-8"?>
+<w:footnotes xmlns:wpc="http://schemas.microsoft.com/office/word/2010/wordprocessingCanvas" xmlns:cx="http://schemas.microsoft.com/office/drawing/2014/chartex" xmlns:cx1="http://schemas.microsoft.com/office/drawing/2015/9/8/chartex" xmlns:cx2="http://schemas.microsoft.com/office/drawing/2015/10/21/chartex" xmlns:cx3="http://schemas.microsoft.com/office/drawing/2016/5/9/chartex" xmlns:cx4="http://schemas.microsoft.com/office/drawing/2016/5/10/chartex" xmlns:cx5="http://schemas.microsoft.com/office/drawing/2016/5/11/chartex" xmlns:cx6="http://schemas.microsoft.com/office/drawing/2016/5/12/chartex" xmlns:cx7="http://schemas.microsoft.com/office/drawing/2016/5/13/chartex" xmlns:cx8="http://schemas.microsoft.com/office/drawing/2016/5/14/chartex" xmlns:mc="http://schemas.openxmlformats.org/markup-compatibility/2006" xmlns:aink="http://schemas.microsoft.com/office/drawing/2016/ink" xmlns:am3d="http://schemas.microsoft.com/office/drawing/2017/model3d" xmlns:o="urn:schemas-microsoft-com:office:office" xmlns:oel="http://schemas.microsoft.com/office/2019/extlst" xmlns:r="http://schemas.openxmlformats.org/officeDocument/2006/relationships" xmlns:m="http://schemas.openxmlformats.org/officeDocument/2006/math" xmlns:v="urn:schemas-microsoft-com:vml" xmlns:wp14="http://schemas.microsoft.com/office/word/2010/wordprocessingDrawing" xmlns:wp="http://schemas.openxmlformats.org/drawingml/2006/wordprocessingDrawing" xmlns:w10="urn:schemas-microsoft-com:office:word" xmlns:w="http://schemas.openxmlformats.org/wordprocessingml/2006/main" xmlns:w14="http://schemas.microsoft.com/office/word/2010/wordml" xmlns:w15="http://schemas.microsoft.com/office/word/2012/wordml" xmlns:w16cei="http://schemas.microsoft.com/office/word/2026/wordml/cei" xmlns:w16cex="http://schemas.microsoft.com/office/word/2018/wordml/cex" xmlns:w16cid="http://schemas.microsoft.com/office/word/2016/wordml/cid" xmlns:w16="http://schemas.microsoft.com/office/word/2018/wordml" xmlns:w16du="http://schemas.microsoft.com/office/word/2023/wordml/word16du" xmlns:w16sdtdh="http://schemas.microsoft.com/office/word/2020/wordml/sdtdatahash" xmlns:w16sdtfl="http://schemas.microsoft.com/office/word/2024/wordml/sdtformatlock" xmlns:w16se="http://schemas.microsoft.com/office/word/2015/wordml/symex" xmlns:wpg="http://schemas.microsoft.com/office/word/2010/wordprocessingGroup" xmlns:wpi="http://schemas.microsoft.com/office/word/2010/wordprocessingInk" xmlns:wne="http://schemas.microsoft.com/office/word/2006/wordml" xmlns:wps="http://schemas.microsoft.com/office/word/2010/wordprocessingShape" mc:Ignorable="w14 w15 w16se w16cid w16 w16cex w16sdtdh w16sdtfl w16du wp14">
+  <w:footnote w:type="separator" w:id="-1">
+    <w:p>
+      <w:r>
+        <w:separator/>
+      </w:r>
+    </w:p>
+  </w:footnote>
+  <w:footnote w:type="continuationSeparator" w:id="0">
+    <w:p>
+      <w:r>
+        <w:continuationSeparator/>
+      </w:r>
+    </w:p>
+  </w:footnote>
+</w:footnotes>
+</file>
+
 <file path=word/numbering.xml><?xml version="1.0" encoding="utf-8"?>
-<w:numbering xmlns:wpc="http://schemas.microsoft.com/office/word/2010/wordprocessingCanvas" xmlns:cx="http://schemas.microsoft.com/office/drawing/2014/chartex" xmlns:cx1="http://schemas.microsoft.com/office/drawing/2015/9/8/chartex" xmlns:cx2="http://schemas.microsoft.com/office/drawing/2015/10/21/chartex" xmlns:cx3="http://schemas.microsoft.com/office/drawing/2016/5/9/chartex" xmlns:cx4="http://schemas.microsoft.com/office/drawing/2016/5/10/chartex" xmlns:cx5="http://schemas.microsoft.com/office/drawing/2016/5/11/chartex" xmlns:cx6="http://schemas.microsoft.com/office/drawing/2016/5/12/chartex" xmlns:cx7="http://schemas.microsoft.com/office/drawing/2016/5/13/chartex" xmlns:cx8="http://schemas.microsoft.com/office/drawing/2016/5/14/chartex" xmlns:mc="http://schemas.openxmlformats.org/markup-compatibility/2006" xmlns:aink="http://schemas.microsoft.com/office/drawing/2016/ink" xmlns:am3d="http://schemas.microsoft.com/office/drawing/2017/model3d" xmlns:o="urn:schemas-microsoft-com:office:office" xmlns:oel="http://schemas.microsoft.com/office/2019/extlst" xmlns:r="http://schemas.openxmlformats.org/officeDocument/2006/relationships" xmlns:m="http://schemas.openxmlformats.org/officeDocument/2006/math" xmlns:v="urn:schemas-microsoft-com:vml" xmlns:wp14="http://schemas.microsoft.com/office/word/2010/wordprocessingDrawing" xmlns:wp="http://schemas.openxmlformats.org/drawingml/2006/wordprocessingDrawing" xmlns:w10="urn:schemas-microsoft-com:office:word" xmlns:w="http://schemas.openxmlformats.org/wordprocessingml/2006/main" xmlns:w14="http://schemas.microsoft.com/office/word/2010/wordml" xmlns:w15="http://schemas.microsoft.com/office/word/2012/wordml" xmlns:w16cex="http://schemas.microsoft.com/office/word/2018/wordml/cex" xmlns:w16cid="http://schemas.microsoft.com/office/word/2016/wordml/cid" xmlns:w16="http://schemas.microsoft.com/office/word/2018/wordml" xmlns:w16du="http://schemas.microsoft.com/office/word/2023/wordml/word16du" xmlns:w16sdtdh="http://schemas.microsoft.com/office/word/2020/wordml/sdtdatahash" xmlns:w16sdtfl="http://schemas.microsoft.com/office/word/2024/wordml/sdtformatlock" xmlns:w16se="http://schemas.microsoft.com/office/word/2015/wordml/symex" xmlns:wpg="http://schemas.microsoft.com/office/word/2010/wordprocessingGroup" xmlns:wpi="http://schemas.microsoft.com/office/word/2010/wordprocessingInk" xmlns:wne="http://schemas.microsoft.com/office/word/2006/wordml" xmlns:wps="http://schemas.microsoft.com/office/word/2010/wordprocessingShape" mc:Ignorable="w14 w15 w16se w16cid w16 w16cex w16sdtdh w16sdtfl w16du wp14">
+<w:numbering xmlns:wpc="http://schemas.microsoft.com/office/word/2010/wordprocessingCanvas" xmlns:cx="http://schemas.microsoft.com/office/drawing/2014/chartex" xmlns:cx1="http://schemas.microsoft.com/office/drawing/2015/9/8/chartex" xmlns:cx2="http://schemas.microsoft.com/office/drawing/2015/10/21/chartex" xmlns:cx3="http://schemas.microsoft.com/office/drawing/2016/5/9/chartex" xmlns:cx4="http://schemas.microsoft.com/office/drawing/2016/5/10/chartex" xmlns:cx5="http://schemas.microsoft.com/office/drawing/2016/5/11/chartex" xmlns:cx6="http://schemas.microsoft.com/office/drawing/2016/5/12/chartex" xmlns:cx7="http://schemas.microsoft.com/office/drawing/2016/5/13/chartex" xmlns:cx8="http://schemas.microsoft.com/office/drawing/2016/5/14/chartex" xmlns:mc="http://schemas.openxmlformats.org/markup-compatibility/2006" xmlns:aink="http://schemas.microsoft.com/office/drawing/2016/ink" xmlns:am3d="http://schemas.microsoft.com/office/drawing/2017/model3d" xmlns:o="urn:schemas-microsoft-com:office:office" xmlns:oel="http://schemas.microsoft.com/office/2019/extlst" xmlns:r="http://schemas.openxmlformats.org/officeDocument/2006/relationships" xmlns:m="http://schemas.openxmlformats.org/officeDocument/2006/math" xmlns:v="urn:schemas-microsoft-com:vml" xmlns:wp14="http://schemas.microsoft.com/office/word/2010/wordprocessingDrawing" xmlns:wp="http://schemas.openxmlformats.org/drawingml/2006/wordprocessingDrawing" xmlns:w10="urn:schemas-microsoft-com:office:word" xmlns:w="http://schemas.openxmlformats.org/wordprocessingml/2006/main" xmlns:w14="http://schemas.microsoft.com/office/word/2010/wordml" xmlns:w15="http://schemas.microsoft.com/office/word/2012/wordml" xmlns:w16cei="http://schemas.microsoft.com/office/word/2026/wordml/cei" xmlns:w16cex="http://schemas.microsoft.com/office/word/2018/wordml/cex" xmlns:w16cid="http://schemas.microsoft.com/office/word/2016/wordml/cid" xmlns:w16="http://schemas.microsoft.com/office/word/2018/wordml" xmlns:w16du="http://schemas.microsoft.com/office/word/2023/wordml/word16du" xmlns:w16sdtdh="http://schemas.microsoft.com/office/word/2020/wordml/sdtdatahash" xmlns:w16sdtfl="http://schemas.microsoft.com/office/word/2024/wordml/sdtformatlock" xmlns:w16se="http://schemas.microsoft.com/office/word/2015/wordml/symex" xmlns:wpg="http://schemas.microsoft.com/office/word/2010/wordprocessingGroup" xmlns:wpi="http://schemas.microsoft.com/office/word/2010/wordprocessingInk" xmlns:wne="http://schemas.microsoft.com/office/word/2006/wordml" xmlns:wps="http://schemas.microsoft.com/office/word/2010/wordprocessingShape" mc:Ignorable="w14 w15 w16se w16cid w16 w16cex w16sdtdh w16sdtfl w16du wp14">
   <w:abstractNum w:abstractNumId="0" w15:restartNumberingAfterBreak="0">
     <w:nsid w:val="965EB447"/>
     <w:multiLevelType w:val="hybridMultilevel"/>
@@ -5336,7 +5446,7 @@
     <w:qFormat/>
     <w:rsid w:val="00F9502C"/>
     <w:rPr>
-      <w:rFonts w:ascii="Times New Roman" w:eastAsia="Times New Roman" w:hAnsi="Times New Roman" w:cs="Times New Roman"/>
+      <w:rFonts w:ascii="Aptos" w:eastAsia="Aptos" w:hAnsi="Aptos" w:cs="Aptos"/>
       <w:kern w:val="0"/>
       <w14:ligatures w14:val="none"/>
     </w:rPr>
@@ -5381,7 +5491,7 @@
     <w:rPr>
       <w:rFonts w:asciiTheme="majorHAnsi" w:eastAsiaTheme="majorEastAsia" w:hAnsiTheme="majorHAnsi" w:cstheme="majorBidi"/>
       <w:color w:val="0F4761" w:themeColor="accent1" w:themeShade="BF"/>
-      <w:sz w:val="32"/>
+      <w:sz w:val="40"/>
       <w:szCs w:val="32"/>
     </w:rPr>
   </w:style>
@@ -5404,7 +5514,7 @@
     <w:rPr>
       <w:rFonts w:eastAsiaTheme="majorEastAsia" w:cstheme="majorBidi"/>
       <w:color w:val="0F4761" w:themeColor="accent1" w:themeShade="BF"/>
-      <w:sz w:val="28"/>
+      <w:sz w:val="40"/>
       <w:szCs w:val="28"/>
     </w:rPr>
   </w:style>
@@ -5429,6 +5539,7 @@
       <w:i/>
       <w:iCs/>
       <w:color w:val="0F4761" w:themeColor="accent1" w:themeShade="BF"/>
+      <w:sz w:val="40"/>
     </w:rPr>
   </w:style>
   <w:style w:type="paragraph" w:styleId="Heading5">
@@ -5450,6 +5561,7 @@
     <w:rPr>
       <w:rFonts w:eastAsiaTheme="majorEastAsia" w:cstheme="majorBidi"/>
       <w:color w:val="0F4761" w:themeColor="accent1" w:themeShade="BF"/>
+      <w:sz w:val="40"/>
     </w:rPr>
   </w:style>
   <w:style w:type="paragraph" w:styleId="Heading6">
@@ -5473,6 +5585,7 @@
       <w:i/>
       <w:iCs/>
       <w:color w:val="595959" w:themeColor="text1" w:themeTint="A6"/>
+      <w:sz w:val="40"/>
     </w:rPr>
   </w:style>
   <w:style w:type="paragraph" w:styleId="Heading7">
@@ -5494,6 +5607,7 @@
     <w:rPr>
       <w:rFonts w:eastAsiaTheme="majorEastAsia" w:cstheme="majorBidi"/>
       <w:color w:val="595959" w:themeColor="text1" w:themeTint="A6"/>
+      <w:sz w:val="40"/>
     </w:rPr>
   </w:style>
   <w:style w:type="paragraph" w:styleId="Heading8">
@@ -5516,6 +5630,7 @@
       <w:i/>
       <w:iCs/>
       <w:color w:val="272727" w:themeColor="text1" w:themeTint="D8"/>
+      <w:sz w:val="40"/>
     </w:rPr>
   </w:style>
   <w:style w:type="paragraph" w:styleId="Heading9">
@@ -5536,6 +5651,7 @@
     <w:rPr>
       <w:rFonts w:eastAsiaTheme="majorEastAsia" w:cstheme="majorBidi"/>
       <w:color w:val="272727" w:themeColor="text1" w:themeTint="D8"/>
+      <w:sz w:val="40"/>
     </w:rPr>
   </w:style>
   <w:style w:type="character" w:default="1" w:styleId="DefaultParagraphFont">

--- a/assets/downloads/simulation-15/postsimulation-activity-1-pulse-and-heart-rate.docx
+++ b/assets/downloads/simulation-15/postsimulation-activity-1-pulse-and-heart-rate.docx
@@ -5,18 +5,6 @@
     <w:p>
       <w:pPr>
         <w:pStyle w:val="Heading1"/>
-      </w:pPr>
-      <w:proofErr w:type="spellStart"/>
-      <w:r>
-        <w:t>Postsimulation</w:t>
-      </w:r>
-      <w:proofErr w:type="spellEnd"/>
-      <w:r>
-        <w:t xml:space="preserve"> Activity 1: Pulse and Heart Rate</w:t>
-      </w:r>
-    </w:p>
-    <w:p>
-      <w:pPr>
         <w:spacing w:line="480" w:lineRule="auto"/>
         <w:rPr>
           <w:color w:val="000000"/>
@@ -24,6 +12,33 @@
       </w:pPr>
       <w:r>
         <w:rPr>
+          <w:rFonts w:ascii="Aptos" w:hAnsi="Aptos" w:eastAsia="Aptos" w:cs="Aptos"/>
+          <w:color w:val="000000"/>
+          <w:sz w:val="40"/>
+          <w:szCs w:val="40"/>
+        </w:rPr>
+        <w:t/>
+      </w:r>
+      <w:r>
+        <w:rPr>
+          <w:rFonts w:ascii="Aptos" w:hAnsi="Aptos" w:eastAsia="Aptos" w:cs="Aptos"/>
+          <w:color w:val="000000"/>
+          <w:sz w:val="40"/>
+          <w:szCs w:val="40"/>
+        </w:rPr>
+        <w:t>Postsimulation Activity 1: Pulse and Heart Rate</w:t>
+      </w:r>
+    </w:p>
+    <w:p>
+      <w:pPr>
+        <w:spacing w:line="480" w:lineRule="auto"/>
+        <w:rPr>
+          <w:color w:val="000000"/>
+        </w:rPr>
+      </w:pPr>
+      <w:r>
+        <w:rPr>
+          <w:rFonts w:ascii="Aptos" w:hAnsi="Aptos" w:eastAsia="Aptos" w:cs="Aptos"/>
           <w:color w:val="000000"/>
         </w:rPr>
         <w:t>Working with a partner, take each other’s vital signs, record your partner’s heart rate (HR) at various assessment locations noted in the table, and then respond to the following questions:</w:t>
@@ -43,6 +58,7 @@
       </w:pPr>
       <w:r>
         <w:rPr>
+          <w:rFonts w:ascii="Aptos" w:hAnsi="Aptos" w:eastAsia="Aptos" w:cs="Aptos"/>
           <w:color w:val="000000"/>
         </w:rPr>
         <w:t>What are some reasons the HR might slow? How might this affect the body?</w:t>
@@ -62,6 +78,7 @@
       </w:pPr>
       <w:r>
         <w:rPr>
+          <w:rFonts w:ascii="Aptos" w:hAnsi="Aptos" w:eastAsia="Aptos" w:cs="Aptos"/>
           <w:color w:val="000000"/>
         </w:rPr>
         <w:t>What are some reasons the HR would speed up? How might this affect the body?</w:t>
@@ -81,6 +98,7 @@
       </w:pPr>
       <w:r>
         <w:rPr>
+          <w:rFonts w:ascii="Aptos" w:hAnsi="Aptos" w:eastAsia="Aptos" w:cs="Aptos"/>
           <w:color w:val="000000"/>
         </w:rPr>
         <w:t>Why might the heart beat irregularly? How might this affect the body?</w:t>
@@ -139,6 +157,7 @@
             </w:pPr>
             <w:r>
               <w:rPr>
+                <w:rFonts w:ascii="Aptos" w:hAnsi="Aptos" w:eastAsia="Aptos" w:cs="Aptos"/>
                 <w:b/>
                 <w:bCs/>
                 <w:color w:val="FFFFFF" w:themeColor="background1"/>
@@ -147,6 +166,7 @@
                 <w:szCs w:val="24"/>
                 <w14:ligatures w14:val="standardContextual"/>
               </w:rPr>
+              <w:lastRenderedPageBreak/>
               <w:t>LOCATION</w:t>
             </w:r>
           </w:p>
@@ -178,6 +198,7 @@
             </w:pPr>
             <w:r>
               <w:rPr>
+                <w:rFonts w:ascii="Aptos" w:hAnsi="Aptos" w:eastAsia="Aptos" w:cs="Aptos"/>
                 <w:b/>
                 <w:bCs/>
                 <w:color w:val="FFFFFF" w:themeColor="background1"/>
@@ -217,6 +238,7 @@
             </w:pPr>
             <w:r>
               <w:rPr>
+                <w:rFonts w:ascii="Aptos" w:hAnsi="Aptos" w:eastAsia="Aptos" w:cs="Aptos"/>
                 <w:b/>
                 <w:bCs/>
                 <w:color w:val="FFFFFF" w:themeColor="background1"/>
@@ -258,6 +280,7 @@
             </w:pPr>
             <w:r>
               <w:rPr>
+                <w:rFonts w:ascii="Aptos" w:hAnsi="Aptos" w:eastAsia="Aptos" w:cs="Aptos"/>
                 <w:color w:val="000000"/>
                 <w:kern w:val="2"/>
                 <w:sz w:val="24"/>
@@ -292,6 +315,7 @@
             </w:pPr>
             <w:r>
               <w:rPr>
+                <w:rFonts w:ascii="Aptos" w:hAnsi="Aptos" w:eastAsia="Aptos" w:cs="Aptos"/>
                 <w:color w:val="000000"/>
                 <w:kern w:val="2"/>
                 <w:sz w:val="24"/>
@@ -354,6 +378,7 @@
             </w:pPr>
             <w:r>
               <w:rPr>
+                <w:rFonts w:ascii="Aptos" w:hAnsi="Aptos" w:eastAsia="Aptos" w:cs="Aptos"/>
                 <w:color w:val="000000"/>
                 <w:kern w:val="2"/>
                 <w:sz w:val="24"/>
@@ -388,6 +413,7 @@
             </w:pPr>
             <w:r>
               <w:rPr>
+                <w:rFonts w:ascii="Aptos" w:hAnsi="Aptos" w:eastAsia="Aptos" w:cs="Aptos"/>
                 <w:color w:val="000000"/>
                 <w:kern w:val="2"/>
                 <w:sz w:val="24"/>
@@ -450,6 +476,7 @@
             </w:pPr>
             <w:r>
               <w:rPr>
+                <w:rFonts w:ascii="Aptos" w:hAnsi="Aptos" w:eastAsia="Aptos" w:cs="Aptos"/>
                 <w:color w:val="000000"/>
                 <w:kern w:val="2"/>
                 <w:sz w:val="24"/>
@@ -484,6 +511,7 @@
             </w:pPr>
             <w:r>
               <w:rPr>
+                <w:rFonts w:ascii="Aptos" w:hAnsi="Aptos" w:eastAsia="Aptos" w:cs="Aptos"/>
                 <w:color w:val="000000"/>
                 <w:kern w:val="2"/>
                 <w:sz w:val="24"/>
@@ -546,6 +574,7 @@
             </w:pPr>
             <w:r>
               <w:rPr>
+                <w:rFonts w:ascii="Aptos" w:hAnsi="Aptos" w:eastAsia="Aptos" w:cs="Aptos"/>
                 <w:color w:val="000000"/>
                 <w:kern w:val="2"/>
                 <w:sz w:val="24"/>
@@ -580,6 +609,7 @@
             </w:pPr>
             <w:r>
               <w:rPr>
+                <w:rFonts w:ascii="Aptos" w:hAnsi="Aptos" w:eastAsia="Aptos" w:cs="Aptos"/>
                 <w:color w:val="000000"/>
                 <w:kern w:val="2"/>
                 <w:sz w:val="24"/>
@@ -642,6 +672,7 @@
             </w:pPr>
             <w:r>
               <w:rPr>
+                <w:rFonts w:ascii="Aptos" w:hAnsi="Aptos" w:eastAsia="Aptos" w:cs="Aptos"/>
                 <w:color w:val="000000"/>
                 <w:kern w:val="2"/>
                 <w:sz w:val="24"/>
@@ -676,6 +707,7 @@
             </w:pPr>
             <w:r>
               <w:rPr>
+                <w:rFonts w:ascii="Aptos" w:hAnsi="Aptos" w:eastAsia="Aptos" w:cs="Aptos"/>
                 <w:color w:val="000000"/>
                 <w:kern w:val="2"/>
                 <w:sz w:val="24"/>
@@ -738,6 +770,7 @@
             </w:pPr>
             <w:r>
               <w:rPr>
+                <w:rFonts w:ascii="Aptos" w:hAnsi="Aptos" w:eastAsia="Aptos" w:cs="Aptos"/>
                 <w:color w:val="000000"/>
                 <w:kern w:val="2"/>
                 <w:sz w:val="24"/>
@@ -772,6 +805,7 @@
             </w:pPr>
             <w:r>
               <w:rPr>
+                <w:rFonts w:ascii="Aptos" w:hAnsi="Aptos" w:eastAsia="Aptos" w:cs="Aptos"/>
                 <w:color w:val="000000"/>
                 <w:kern w:val="2"/>
                 <w:sz w:val="24"/>
@@ -820,6 +854,7 @@
       </w:pPr>
       <w:r>
         <w:rPr>
+          <w:rFonts w:ascii="Aptos" w:hAnsi="Aptos" w:eastAsia="Aptos" w:cs="Aptos"/>
           <w:color w:val="000000"/>
         </w:rPr>
         <w:t>bpm = beats per minute.</w:t>
@@ -828,21 +863,18 @@
     <w:tbl>
       <w:tblPr>
         <w:tblStyle w:val="TableGrid"/>
-        <w:tblW w:w="9959" w:type="dxa"/>
+        <w:tblW w:w="0" w:type="auto"/>
         <w:tblLook w:val="04A0" w:firstRow="1" w:lastRow="0" w:firstColumn="1" w:lastColumn="0" w:noHBand="0" w:noVBand="1"/>
       </w:tblPr>
       <w:tblGrid>
-        <w:gridCol w:w="2780"/>
-        <w:gridCol w:w="3859"/>
-        <w:gridCol w:w="3320"/>
+        <w:gridCol w:w="2610"/>
+        <w:gridCol w:w="3623"/>
+        <w:gridCol w:w="3117"/>
       </w:tblGrid>
       <w:tr>
-        <w:trPr>
-          <w:trHeight w:val="603"/>
-        </w:trPr>
         <w:tc>
           <w:tcPr>
-            <w:tcW w:w="2780" w:type="dxa"/>
+            <w:tcW w:w="2610" w:type="dxa"/>
             <w:tcBorders>
               <w:top w:val="nil"/>
               <w:left w:val="nil"/>
@@ -873,12 +905,14 @@
             </w:pPr>
             <w:r>
               <w:rPr>
+                <w:rFonts w:ascii="Aptos" w:hAnsi="Aptos" w:eastAsia="Aptos" w:cs="Aptos"/>
                 <w:color w:val="000000"/>
               </w:rPr>
               <w:t>HR from pulse oximeter</w:t>
             </w:r>
             <w:r>
               <w:rPr>
+                <w:rFonts w:ascii="Aptos" w:hAnsi="Aptos" w:eastAsia="Aptos" w:cs="Aptos"/>
                 <w:color w:val="000000"/>
               </w:rPr>
               <w:t xml:space="preserve"> =</w:t>
@@ -887,7 +921,7 @@
         </w:tc>
         <w:tc>
           <w:tcPr>
-            <w:tcW w:w="3859" w:type="dxa"/>
+            <w:tcW w:w="3623" w:type="dxa"/>
             <w:tcBorders>
               <w:top w:val="nil"/>
               <w:left w:val="nil"/>
@@ -919,7 +953,7 @@
         </w:tc>
         <w:tc>
           <w:tcPr>
-            <w:tcW w:w="3320" w:type="dxa"/>
+            <w:tcW w:w="3117" w:type="dxa"/>
             <w:tcBorders>
               <w:top w:val="nil"/>
               <w:left w:val="nil"/>
@@ -950,6 +984,7 @@
             </w:pPr>
             <w:r>
               <w:rPr>
+                <w:rFonts w:ascii="Aptos" w:hAnsi="Aptos" w:eastAsia="Aptos" w:cs="Aptos"/>
                 <w:color w:val="000000"/>
               </w:rPr>
               <w:t>bpm</w:t>
@@ -958,12 +993,9 @@
         </w:tc>
       </w:tr>
       <w:tr>
-        <w:trPr>
-          <w:trHeight w:val="440"/>
-        </w:trPr>
         <w:tc>
           <w:tcPr>
-            <w:tcW w:w="2780" w:type="dxa"/>
+            <w:tcW w:w="2610" w:type="dxa"/>
             <w:tcBorders>
               <w:top w:val="nil"/>
               <w:left w:val="nil"/>
@@ -994,12 +1026,14 @@
             </w:pPr>
             <w:r>
               <w:rPr>
+                <w:rFonts w:ascii="Aptos" w:hAnsi="Aptos" w:eastAsia="Aptos" w:cs="Aptos"/>
                 <w:color w:val="000000"/>
               </w:rPr>
               <w:t>HR from pulse oximeter</w:t>
             </w:r>
             <w:r>
               <w:rPr>
+                <w:rFonts w:ascii="Aptos" w:hAnsi="Aptos" w:eastAsia="Aptos" w:cs="Aptos"/>
                 <w:color w:val="000000"/>
               </w:rPr>
               <w:t xml:space="preserve"> =</w:t>
@@ -1008,7 +1042,7 @@
         </w:tc>
         <w:tc>
           <w:tcPr>
-            <w:tcW w:w="3859" w:type="dxa"/>
+            <w:tcW w:w="3623" w:type="dxa"/>
             <w:tcBorders>
               <w:left w:val="nil"/>
               <w:right w:val="nil"/>
@@ -1039,7 +1073,7 @@
         </w:tc>
         <w:tc>
           <w:tcPr>
-            <w:tcW w:w="3320" w:type="dxa"/>
+            <w:tcW w:w="3117" w:type="dxa"/>
             <w:tcBorders>
               <w:top w:val="nil"/>
               <w:left w:val="nil"/>
@@ -1070,6 +1104,7 @@
             </w:pPr>
             <w:r>
               <w:rPr>
+                <w:rFonts w:ascii="Aptos" w:hAnsi="Aptos" w:eastAsia="Aptos" w:cs="Aptos"/>
                 <w:color w:val="000000"/>
               </w:rPr>
               <w:t>bpm</w:t>
@@ -1107,6 +1142,7 @@
       </w:pPr>
       <w:r>
         <w:rPr>
+          <w:rFonts w:ascii="Aptos" w:hAnsi="Aptos" w:eastAsia="Aptos" w:cs="Aptos"/>
           <w:color w:val="000000"/>
         </w:rPr>
         <w:t>How does the pulse oximeter bpm relate to your palpated pulse?</w:t>
@@ -1129,6 +1165,7 @@
       </w:pPr>
       <w:r>
         <w:rPr>
+          <w:rFonts w:ascii="Aptos" w:hAnsi="Aptos" w:eastAsia="Aptos" w:cs="Aptos"/>
           <w:color w:val="000000"/>
         </w:rPr>
         <w:t>When discussing the heart working to pump blood throughout the body, describe at least one problem associated with a small or large afterload.</w:t>
@@ -1157,27 +1194,22 @@
         </w:rPr>
       </w:pPr>
       <w:r>
-        <w:rPr>
-          <w:noProof/>
-        </w:rPr>
-        <w:lastRenderedPageBreak/>
         <w:drawing>
-          <wp:inline distT="0" distB="0" distL="0" distR="0" wp14:anchorId="788D6236" wp14:editId="62FD9C8A">
+          <wp:inline xmlns:a="http://schemas.openxmlformats.org/drawingml/2006/main" xmlns:pic="http://schemas.openxmlformats.org/drawingml/2006/picture">
             <wp:extent cx="5943600" cy="6589986"/>
-            <wp:effectExtent l="0" t="0" r="0" b="0"/>
             <wp:docPr id="1" name="Picture 1"/>
             <wp:cNvGraphicFramePr>
-              <a:graphicFrameLocks xmlns:a="http://schemas.openxmlformats.org/drawingml/2006/main" noChangeAspect="1"/>
+              <a:graphicFrameLocks noChangeAspect="1"/>
             </wp:cNvGraphicFramePr>
-            <a:graphic xmlns:a="http://schemas.openxmlformats.org/drawingml/2006/main">
+            <a:graphic>
               <a:graphicData uri="http://schemas.openxmlformats.org/drawingml/2006/picture">
-                <pic:pic xmlns:pic="http://schemas.openxmlformats.org/drawingml/2006/picture">
+                <pic:pic>
                   <pic:nvPicPr>
                     <pic:cNvPr id="0" name="E9814_759749.png"/>
                     <pic:cNvPicPr/>
                   </pic:nvPicPr>
                   <pic:blipFill>
-                    <a:blip r:embed="rId7"/>
+                    <a:blip r:embed="rId12"/>
                     <a:stretch>
                       <a:fillRect/>
                     </a:stretch>
@@ -1187,9 +1219,7 @@
                       <a:off x="0" y="0"/>
                       <a:ext cx="5943600" cy="6589986"/>
                     </a:xfrm>
-                    <a:prstGeom prst="rect">
-                      <a:avLst/>
-                    </a:prstGeom>
+                    <a:prstGeom prst="rect"/>
                   </pic:spPr>
                 </pic:pic>
               </a:graphicData>
@@ -1205,9 +1235,13 @@
           <w:tab w:val="left" w:pos="720"/>
         </w:tabs>
         <w:spacing w:line="480" w:lineRule="auto"/>
+        <w:rPr>
+          <w:color w:val="000000"/>
+        </w:rPr>
       </w:pPr>
       <w:r>
         <w:rPr>
+          <w:rFonts w:ascii="Aptos" w:hAnsi="Aptos" w:eastAsia="Aptos" w:cs="Aptos"/>
           <w:b/>
           <w:bCs/>
           <w:color w:val="0A2F41" w:themeColor="accent1" w:themeShade="80"/>
@@ -1216,6 +1250,7 @@
       </w:r>
       <w:r>
         <w:rPr>
+          <w:rFonts w:ascii="Aptos" w:hAnsi="Aptos" w:eastAsia="Aptos" w:cs="Aptos"/>
           <w:b/>
           <w:bCs/>
           <w:color w:val="0A2F41" w:themeColor="accent1" w:themeShade="80"/>
@@ -1224,6 +1259,7 @@
       </w:r>
       <w:r>
         <w:rPr>
+          <w:rFonts w:ascii="Aptos" w:hAnsi="Aptos" w:eastAsia="Aptos" w:cs="Aptos"/>
           <w:b/>
           <w:bCs/>
           <w:color w:val="0A2F41" w:themeColor="accent1" w:themeShade="80"/>
@@ -1232,19 +1268,70 @@
       </w:r>
       <w:r>
         <w:rPr>
+          <w:rFonts w:ascii="Aptos" w:hAnsi="Aptos" w:eastAsia="Aptos" w:cs="Aptos"/>
           <w:color w:val="000000"/>
         </w:rPr>
         <w:t xml:space="preserve"> </w:t>
       </w:r>
       <w:r>
         <w:rPr>
+          <w:rFonts w:ascii="Aptos" w:hAnsi="Aptos" w:eastAsia="Aptos" w:cs="Aptos"/>
           <w:color w:val="000000"/>
         </w:rPr>
         <w:t>Locations of heart rate assessment.</w:t>
       </w:r>
     </w:p>
+    <w:p>
+      <w:pPr>
+        <w:pStyle w:val="BodyText"/>
+        <w:tabs>
+          <w:tab w:val="left" w:pos="720"/>
+        </w:tabs>
+        <w:spacing w:line="480" w:lineRule="auto"/>
+        <w:rPr>
+          <w:sz w:val="20"/>
+          <w:szCs w:val="20"/>
+        </w:rPr>
+      </w:pPr>
+      <w:commentRangeStart w:id="0"/>
+      <w:r>
+        <w:rPr>
+          <w:rFonts w:ascii="Aptos" w:hAnsi="Aptos" w:eastAsia="Aptos" w:cs="Aptos"/>
+          <w:sz w:val="20"/>
+          <w:szCs w:val="20"/>
+        </w:rPr>
+        <w:t xml:space="preserve">Adapted by permission from K. Walsh Flanagan and M. Cuppett, </w:t>
+      </w:r>
+      <w:r>
+        <w:rPr>
+          <w:rFonts w:ascii="Aptos" w:hAnsi="Aptos" w:eastAsia="Aptos" w:cs="Aptos"/>
+          <w:i/>
+          <w:iCs/>
+          <w:sz w:val="20"/>
+          <w:szCs w:val="20"/>
+        </w:rPr>
+        <w:t>Medical Conditions in the Athlete</w:t>
+      </w:r>
+      <w:r>
+        <w:rPr>
+          <w:rFonts w:ascii="Aptos" w:hAnsi="Aptos" w:eastAsia="Aptos" w:cs="Aptos"/>
+          <w:sz w:val="20"/>
+          <w:szCs w:val="20"/>
+        </w:rPr>
+        <w:t>, 3rd ed. (Human Kinetics, 2017).</w:t>
+      </w:r>
+      <w:commentRangeEnd w:id="0"/>
+      <w:r>
+        <w:rPr>
+          <w:rStyle w:val="CommentReference"/>
+          <w:sz w:val="20"/>
+          <w:szCs w:val="20"/>
+        </w:rPr>
+        <w:commentReference w:id="0"/>
+      </w:r>
+    </w:p>
     <w:sectPr>
-      <w:footerReference w:type="default" r:id="rId8"/>
+      <w:footerReference w:type="default" r:id="rId13"/>
       <w:pgSz w:w="12240" w:h="15840"/>
       <w:pgMar w:top="1440" w:right="1440" w:bottom="1440" w:left="1440" w:header="706" w:footer="706" w:gutter="0"/>
       <w:cols w:space="720"/>
@@ -1254,84 +1341,79 @@
 </w:document>
 </file>
 
-<file path=word/endnotes.xml><?xml version="1.0" encoding="utf-8"?>
-<w:endnotes xmlns:wpc="http://schemas.microsoft.com/office/word/2010/wordprocessingCanvas" xmlns:cx="http://schemas.microsoft.com/office/drawing/2014/chartex" xmlns:cx1="http://schemas.microsoft.com/office/drawing/2015/9/8/chartex" xmlns:cx2="http://schemas.microsoft.com/office/drawing/2015/10/21/chartex" xmlns:cx3="http://schemas.microsoft.com/office/drawing/2016/5/9/chartex" xmlns:cx4="http://schemas.microsoft.com/office/drawing/2016/5/10/chartex" xmlns:cx5="http://schemas.microsoft.com/office/drawing/2016/5/11/chartex" xmlns:cx6="http://schemas.microsoft.com/office/drawing/2016/5/12/chartex" xmlns:cx7="http://schemas.microsoft.com/office/drawing/2016/5/13/chartex" xmlns:cx8="http://schemas.microsoft.com/office/drawing/2016/5/14/chartex" xmlns:mc="http://schemas.openxmlformats.org/markup-compatibility/2006" xmlns:aink="http://schemas.microsoft.com/office/drawing/2016/ink" xmlns:am3d="http://schemas.microsoft.com/office/drawing/2017/model3d" xmlns:o="urn:schemas-microsoft-com:office:office" xmlns:oel="http://schemas.microsoft.com/office/2019/extlst" xmlns:r="http://schemas.openxmlformats.org/officeDocument/2006/relationships" xmlns:m="http://schemas.openxmlformats.org/officeDocument/2006/math" xmlns:v="urn:schemas-microsoft-com:vml" xmlns:wp14="http://schemas.microsoft.com/office/word/2010/wordprocessingDrawing" xmlns:wp="http://schemas.openxmlformats.org/drawingml/2006/wordprocessingDrawing" xmlns:w10="urn:schemas-microsoft-com:office:word" xmlns:w="http://schemas.openxmlformats.org/wordprocessingml/2006/main" xmlns:w14="http://schemas.microsoft.com/office/word/2010/wordml" xmlns:w15="http://schemas.microsoft.com/office/word/2012/wordml" xmlns:w16cei="http://schemas.microsoft.com/office/word/2026/wordml/cei" xmlns:w16cex="http://schemas.microsoft.com/office/word/2018/wordml/cex" xmlns:w16cid="http://schemas.microsoft.com/office/word/2016/wordml/cid" xmlns:w16="http://schemas.microsoft.com/office/word/2018/wordml" xmlns:w16du="http://schemas.microsoft.com/office/word/2023/wordml/word16du" xmlns:w16sdtdh="http://schemas.microsoft.com/office/word/2020/wordml/sdtdatahash" xmlns:w16sdtfl="http://schemas.microsoft.com/office/word/2024/wordml/sdtformatlock" xmlns:w16se="http://schemas.microsoft.com/office/word/2015/wordml/symex" xmlns:wpg="http://schemas.microsoft.com/office/word/2010/wordprocessingGroup" xmlns:wpi="http://schemas.microsoft.com/office/word/2010/wordprocessingInk" xmlns:wne="http://schemas.microsoft.com/office/word/2006/wordml" xmlns:wps="http://schemas.microsoft.com/office/word/2010/wordprocessingShape" mc:Ignorable="w14 w15 w16se w16cid w16 w16cex w16sdtdh w16sdtfl w16du wp14">
-  <w:endnote w:type="separator" w:id="-1">
+<file path=word/comments.xml><?xml version="1.0" encoding="utf-8"?>
+<w:comments xmlns:wpc="http://schemas.microsoft.com/office/word/2010/wordprocessingCanvas" xmlns:cx="http://schemas.microsoft.com/office/drawing/2014/chartex" xmlns:cx1="http://schemas.microsoft.com/office/drawing/2015/9/8/chartex" xmlns:cx2="http://schemas.microsoft.com/office/drawing/2015/10/21/chartex" xmlns:cx3="http://schemas.microsoft.com/office/drawing/2016/5/9/chartex" xmlns:cx4="http://schemas.microsoft.com/office/drawing/2016/5/10/chartex" xmlns:cx5="http://schemas.microsoft.com/office/drawing/2016/5/11/chartex" xmlns:cx6="http://schemas.microsoft.com/office/drawing/2016/5/12/chartex" xmlns:cx7="http://schemas.microsoft.com/office/drawing/2016/5/13/chartex" xmlns:cx8="http://schemas.microsoft.com/office/drawing/2016/5/14/chartex" xmlns:mc="http://schemas.openxmlformats.org/markup-compatibility/2006" xmlns:aink="http://schemas.microsoft.com/office/drawing/2016/ink" xmlns:am3d="http://schemas.microsoft.com/office/drawing/2017/model3d" xmlns:o="urn:schemas-microsoft-com:office:office" xmlns:oel="http://schemas.microsoft.com/office/2019/extlst" xmlns:r="http://schemas.openxmlformats.org/officeDocument/2006/relationships" xmlns:m="http://schemas.openxmlformats.org/officeDocument/2006/math" xmlns:v="urn:schemas-microsoft-com:vml" xmlns:wp14="http://schemas.microsoft.com/office/word/2010/wordprocessingDrawing" xmlns:wp="http://schemas.openxmlformats.org/drawingml/2006/wordprocessingDrawing" xmlns:w10="urn:schemas-microsoft-com:office:word" xmlns:w="http://schemas.openxmlformats.org/wordprocessingml/2006/main" xmlns:w14="http://schemas.microsoft.com/office/word/2010/wordml" xmlns:w15="http://schemas.microsoft.com/office/word/2012/wordml" xmlns:w16cei="http://schemas.microsoft.com/office/word/2026/wordml/cei" xmlns:w16cex="http://schemas.microsoft.com/office/word/2018/wordml/cex" xmlns:w16cid="http://schemas.microsoft.com/office/word/2016/wordml/cid" xmlns:w16="http://schemas.microsoft.com/office/word/2018/wordml" xmlns:w16du="http://schemas.microsoft.com/office/word/2023/wordml/word16du" xmlns:w16sdtdh="http://schemas.microsoft.com/office/word/2020/wordml/sdtdatahash" xmlns:w16sdtfl="http://schemas.microsoft.com/office/word/2024/wordml/sdtformatlock" xmlns:w16se="http://schemas.microsoft.com/office/word/2015/wordml/symex" xmlns:wpg="http://schemas.microsoft.com/office/word/2010/wordprocessingGroup" xmlns:wpi="http://schemas.microsoft.com/office/word/2010/wordprocessingInk" xmlns:wne="http://schemas.microsoft.com/office/word/2006/wordml" xmlns:wps="http://schemas.microsoft.com/office/word/2010/wordprocessingShape" mc:Ignorable="w14 w15 w16se w16cid w16 w16cex w16sdtdh w16sdtfl w16du wp14">
+  <w:comment w:id="0" w:author="Anna Seaman" w:date="2026-08-14T09:12:00Z" w:initials="AS">
     <w:p>
+      <w:pPr>
+        <w:pStyle w:val="CommentText"/>
+      </w:pPr>
       <w:r>
-        <w:separator/>
+        <w:rPr>
+          <w:rStyle w:val="CommentReference"/>
+        </w:rPr>
+        <w:annotationRef/>
+      </w:r>
+      <w:r>
+        <w:rPr>
+          <w:rFonts w:ascii="Aptos" w:hAnsi="Aptos" w:eastAsia="Aptos" w:cs="Aptos"/>
+        </w:rPr>
+        <w:t>Claire: Check that this credit line appears in your build.</w:t>
       </w:r>
     </w:p>
-  </w:endnote>
-  <w:endnote w:type="continuationSeparator" w:id="0">
-    <w:p>
-      <w:r>
-        <w:continuationSeparator/>
-      </w:r>
-    </w:p>
-  </w:endnote>
-</w:endnotes>
+  </w:comment>
+</w:comments>
+</file>
+
+<file path=word/commentsExtended.xml><?xml version="1.0" encoding="utf-8"?>
+<w15:commentsEx xmlns:wpc="http://schemas.microsoft.com/office/word/2010/wordprocessingCanvas" xmlns:cx="http://schemas.microsoft.com/office/drawing/2014/chartex" xmlns:cx1="http://schemas.microsoft.com/office/drawing/2015/9/8/chartex" xmlns:cx2="http://schemas.microsoft.com/office/drawing/2015/10/21/chartex" xmlns:cx3="http://schemas.microsoft.com/office/drawing/2016/5/9/chartex" xmlns:cx4="http://schemas.microsoft.com/office/drawing/2016/5/10/chartex" xmlns:cx5="http://schemas.microsoft.com/office/drawing/2016/5/11/chartex" xmlns:cx6="http://schemas.microsoft.com/office/drawing/2016/5/12/chartex" xmlns:cx7="http://schemas.microsoft.com/office/drawing/2016/5/13/chartex" xmlns:cx8="http://schemas.microsoft.com/office/drawing/2016/5/14/chartex" xmlns:mc="http://schemas.openxmlformats.org/markup-compatibility/2006" xmlns:aink="http://schemas.microsoft.com/office/drawing/2016/ink" xmlns:am3d="http://schemas.microsoft.com/office/drawing/2017/model3d" xmlns:o="urn:schemas-microsoft-com:office:office" xmlns:oel="http://schemas.microsoft.com/office/2019/extlst" xmlns:r="http://schemas.openxmlformats.org/officeDocument/2006/relationships" xmlns:m="http://schemas.openxmlformats.org/officeDocument/2006/math" xmlns:v="urn:schemas-microsoft-com:vml" xmlns:wp14="http://schemas.microsoft.com/office/word/2010/wordprocessingDrawing" xmlns:wp="http://schemas.openxmlformats.org/drawingml/2006/wordprocessingDrawing" xmlns:w10="urn:schemas-microsoft-com:office:word" xmlns:w="http://schemas.openxmlformats.org/wordprocessingml/2006/main" xmlns:w14="http://schemas.microsoft.com/office/word/2010/wordml" xmlns:w15="http://schemas.microsoft.com/office/word/2012/wordml" xmlns:w16cei="http://schemas.microsoft.com/office/word/2026/wordml/cei" xmlns:w16cex="http://schemas.microsoft.com/office/word/2018/wordml/cex" xmlns:w16cid="http://schemas.microsoft.com/office/word/2016/wordml/cid" xmlns:w16="http://schemas.microsoft.com/office/word/2018/wordml" xmlns:w16du="http://schemas.microsoft.com/office/word/2023/wordml/word16du" xmlns:w16sdtdh="http://schemas.microsoft.com/office/word/2020/wordml/sdtdatahash" xmlns:w16sdtfl="http://schemas.microsoft.com/office/word/2024/wordml/sdtformatlock" xmlns:w16se="http://schemas.microsoft.com/office/word/2015/wordml/symex" xmlns:wpg="http://schemas.microsoft.com/office/word/2010/wordprocessingGroup" xmlns:wpi="http://schemas.microsoft.com/office/word/2010/wordprocessingInk" xmlns:wne="http://schemas.microsoft.com/office/word/2006/wordml" xmlns:wps="http://schemas.microsoft.com/office/word/2010/wordprocessingShape" mc:Ignorable="w14 w15 w16se w16cid w16 w16cex w16sdtdh w16sdtfl w16du wp14">
+  <w15:commentEx w15:paraId="4E7A4C7B" w15:done="0"/>
+</w15:commentsEx>
+</file>
+
+<file path=word/commentsExtensible.xml><?xml version="1.0" encoding="utf-8"?>
+<w16cex:commentsExtensible xmlns:wpc="http://schemas.microsoft.com/office/word/2010/wordprocessingCanvas" xmlns:cx="http://schemas.microsoft.com/office/drawing/2014/chartex" xmlns:cx1="http://schemas.microsoft.com/office/drawing/2015/9/8/chartex" xmlns:cx2="http://schemas.microsoft.com/office/drawing/2015/10/21/chartex" xmlns:cx3="http://schemas.microsoft.com/office/drawing/2016/5/9/chartex" xmlns:cx4="http://schemas.microsoft.com/office/drawing/2016/5/10/chartex" xmlns:cx5="http://schemas.microsoft.com/office/drawing/2016/5/11/chartex" xmlns:cx6="http://schemas.microsoft.com/office/drawing/2016/5/12/chartex" xmlns:cx7="http://schemas.microsoft.com/office/drawing/2016/5/13/chartex" xmlns:cx8="http://schemas.microsoft.com/office/drawing/2016/5/14/chartex" xmlns:cr="http://schemas.microsoft.com/office/comments/2020/reactions" xmlns:mc="http://schemas.openxmlformats.org/markup-compatibility/2006" xmlns:aink="http://schemas.microsoft.com/office/drawing/2016/ink" xmlns:am3d="http://schemas.microsoft.com/office/drawing/2017/model3d" xmlns:o="urn:schemas-microsoft-com:office:office" xmlns:oel="http://schemas.microsoft.com/office/2019/extlst" xmlns:r="http://schemas.openxmlformats.org/officeDocument/2006/relationships" xmlns:m="http://schemas.openxmlformats.org/officeDocument/2006/math" xmlns:v="urn:schemas-microsoft-com:vml" xmlns:wp14="http://schemas.microsoft.com/office/word/2010/wordprocessingDrawing" xmlns:wp="http://schemas.openxmlformats.org/drawingml/2006/wordprocessingDrawing" xmlns:w10="urn:schemas-microsoft-com:office:word" xmlns:w="http://schemas.openxmlformats.org/wordprocessingml/2006/main" xmlns:w14="http://schemas.microsoft.com/office/word/2010/wordml" xmlns:w15="http://schemas.microsoft.com/office/word/2012/wordml" xmlns:w16cei="http://schemas.microsoft.com/office/word/2026/wordml/cei" xmlns:w16cex="http://schemas.microsoft.com/office/word/2018/wordml/cex" xmlns:w16cid="http://schemas.microsoft.com/office/word/2016/wordml/cid" xmlns:w16="http://schemas.microsoft.com/office/word/2018/wordml" xmlns:w16du="http://schemas.microsoft.com/office/word/2023/wordml/word16du" xmlns:w16sdtdh="http://schemas.microsoft.com/office/word/2020/wordml/sdtdatahash" xmlns:w16sdtfl="http://schemas.microsoft.com/office/word/2024/wordml/sdtformatlock" xmlns:w16se="http://schemas.microsoft.com/office/word/2015/wordml/symex" xmlns:wpg="http://schemas.microsoft.com/office/word/2010/wordprocessingGroup" xmlns:wpi="http://schemas.microsoft.com/office/word/2010/wordprocessingInk" xmlns:wne="http://schemas.microsoft.com/office/word/2006/wordml" xmlns:wps="http://schemas.microsoft.com/office/word/2010/wordprocessingShape" mc:Ignorable="w14 w15 w16se w16cid w16 w16cex w16sdtdh w16sdtfl cr w16du wp14">
+  <w16cex:commentExtensible w16cex:durableId="14EA5C7F" w16cex:dateUtc="2026-08-14T14:12:00Z"/>
+</w16cex:commentsExtensible>
+</file>
+
+<file path=word/commentsIds.xml><?xml version="1.0" encoding="utf-8"?>
+<w16cid:commentsIds xmlns:wpc="http://schemas.microsoft.com/office/word/2010/wordprocessingCanvas" xmlns:cx="http://schemas.microsoft.com/office/drawing/2014/chartex" xmlns:cx1="http://schemas.microsoft.com/office/drawing/2015/9/8/chartex" xmlns:cx2="http://schemas.microsoft.com/office/drawing/2015/10/21/chartex" xmlns:cx3="http://schemas.microsoft.com/office/drawing/2016/5/9/chartex" xmlns:cx4="http://schemas.microsoft.com/office/drawing/2016/5/10/chartex" xmlns:cx5="http://schemas.microsoft.com/office/drawing/2016/5/11/chartex" xmlns:cx6="http://schemas.microsoft.com/office/drawing/2016/5/12/chartex" xmlns:cx7="http://schemas.microsoft.com/office/drawing/2016/5/13/chartex" xmlns:cx8="http://schemas.microsoft.com/office/drawing/2016/5/14/chartex" xmlns:mc="http://schemas.openxmlformats.org/markup-compatibility/2006" xmlns:aink="http://schemas.microsoft.com/office/drawing/2016/ink" xmlns:am3d="http://schemas.microsoft.com/office/drawing/2017/model3d" xmlns:o="urn:schemas-microsoft-com:office:office" xmlns:oel="http://schemas.microsoft.com/office/2019/extlst" xmlns:r="http://schemas.openxmlformats.org/officeDocument/2006/relationships" xmlns:m="http://schemas.openxmlformats.org/officeDocument/2006/math" xmlns:v="urn:schemas-microsoft-com:vml" xmlns:wp14="http://schemas.microsoft.com/office/word/2010/wordprocessingDrawing" xmlns:wp="http://schemas.openxmlformats.org/drawingml/2006/wordprocessingDrawing" xmlns:w10="urn:schemas-microsoft-com:office:word" xmlns:w="http://schemas.openxmlformats.org/wordprocessingml/2006/main" xmlns:w14="http://schemas.microsoft.com/office/word/2010/wordml" xmlns:w15="http://schemas.microsoft.com/office/word/2012/wordml" xmlns:w16cei="http://schemas.microsoft.com/office/word/2026/wordml/cei" xmlns:w16cex="http://schemas.microsoft.com/office/word/2018/wordml/cex" xmlns:w16cid="http://schemas.microsoft.com/office/word/2016/wordml/cid" xmlns:w16="http://schemas.microsoft.com/office/word/2018/wordml" xmlns:w16du="http://schemas.microsoft.com/office/word/2023/wordml/word16du" xmlns:w16sdtdh="http://schemas.microsoft.com/office/word/2020/wordml/sdtdatahash" xmlns:w16sdtfl="http://schemas.microsoft.com/office/word/2024/wordml/sdtformatlock" xmlns:w16se="http://schemas.microsoft.com/office/word/2015/wordml/symex" xmlns:wpg="http://schemas.microsoft.com/office/word/2010/wordprocessingGroup" xmlns:wpi="http://schemas.microsoft.com/office/word/2010/wordprocessingInk" xmlns:wne="http://schemas.microsoft.com/office/word/2006/wordml" xmlns:wps="http://schemas.microsoft.com/office/word/2010/wordprocessingShape" mc:Ignorable="w14 w15 w16se w16cid w16 w16cex w16sdtdh w16sdtfl w16du wp14">
+  <w16cid:commentId w16cid:paraId="4E7A4C7B" w16cid:durableId="14EA5C7F"/>
+</w16cid:commentsIds>
 </file>
 
 <file path=word/footer1.xml><?xml version="1.0" encoding="utf-8"?>
-<w:ftr xmlns:wpc="http://schemas.microsoft.com/office/word/2010/wordprocessingCanvas" xmlns:cx="http://schemas.microsoft.com/office/drawing/2014/chartex" xmlns:cx1="http://schemas.microsoft.com/office/drawing/2015/9/8/chartex" xmlns:cx2="http://schemas.microsoft.com/office/drawing/2015/10/21/chartex" xmlns:cx3="http://schemas.microsoft.com/office/drawing/2016/5/9/chartex" xmlns:cx4="http://schemas.microsoft.com/office/drawing/2016/5/10/chartex" xmlns:cx5="http://schemas.microsoft.com/office/drawing/2016/5/11/chartex" xmlns:cx6="http://schemas.microsoft.com/office/drawing/2016/5/12/chartex" xmlns:cx7="http://schemas.microsoft.com/office/drawing/2016/5/13/chartex" xmlns:cx8="http://schemas.microsoft.com/office/drawing/2016/5/14/chartex" xmlns:mc="http://schemas.openxmlformats.org/markup-compatibility/2006" xmlns:aink="http://schemas.microsoft.com/office/drawing/2016/ink" xmlns:am3d="http://schemas.microsoft.com/office/drawing/2017/model3d" xmlns:o="urn:schemas-microsoft-com:office:office" xmlns:oel="http://schemas.microsoft.com/office/2019/extlst" xmlns:r="http://schemas.openxmlformats.org/officeDocument/2006/relationships" xmlns:m="http://schemas.openxmlformats.org/officeDocument/2006/math" xmlns:v="urn:schemas-microsoft-com:vml" xmlns:wp14="http://schemas.microsoft.com/office/word/2010/wordprocessingDrawing" xmlns:wp="http://schemas.openxmlformats.org/drawingml/2006/wordprocessingDrawing" xmlns:w10="urn:schemas-microsoft-com:office:word" xmlns:w="http://schemas.openxmlformats.org/wordprocessingml/2006/main" xmlns:w14="http://schemas.microsoft.com/office/word/2010/wordml" xmlns:w15="http://schemas.microsoft.com/office/word/2012/wordml" xmlns:w16cei="http://schemas.microsoft.com/office/word/2026/wordml/cei" xmlns:w16cex="http://schemas.microsoft.com/office/word/2018/wordml/cex" xmlns:w16cid="http://schemas.microsoft.com/office/word/2016/wordml/cid" xmlns:w16="http://schemas.microsoft.com/office/word/2018/wordml" xmlns:w16du="http://schemas.microsoft.com/office/word/2023/wordml/word16du" xmlns:w16sdtdh="http://schemas.microsoft.com/office/word/2020/wordml/sdtdatahash" xmlns:w16sdtfl="http://schemas.microsoft.com/office/word/2024/wordml/sdtformatlock" xmlns:w16se="http://schemas.microsoft.com/office/word/2015/wordml/symex" xmlns:wpg="http://schemas.microsoft.com/office/word/2010/wordprocessingGroup" xmlns:wpi="http://schemas.microsoft.com/office/word/2010/wordprocessingInk" xmlns:wne="http://schemas.microsoft.com/office/word/2006/wordml" xmlns:wps="http://schemas.microsoft.com/office/word/2010/wordprocessingShape" mc:Ignorable="w14 w15 w16se w16cid w16 w16cex w16sdtdh w16sdtfl w16du wp14">
+<w:ftr xmlns:m="http://schemas.openxmlformats.org/officeDocument/2006/math" xmlns:mc="http://schemas.openxmlformats.org/markup-compatibility/2006" xmlns:mo="http://schemas.microsoft.com/office/mac/office/2008/main" xmlns:mv="urn:schemas-microsoft-com:mac:vml" xmlns:o="urn:schemas-microsoft-com:office:office" xmlns:r="http://schemas.openxmlformats.org/officeDocument/2006/relationships" xmlns:v="urn:schemas-microsoft-com:vml" xmlns:w10="urn:schemas-microsoft-com:office:word" xmlns:w14="http://schemas.microsoft.com/office/word/2010/wordml" xmlns:w="http://schemas.openxmlformats.org/wordprocessingml/2006/main" xmlns:wne="http://schemas.microsoft.com/office/word/2006/wordml" xmlns:wp14="http://schemas.microsoft.com/office/word/2010/wordprocessingDrawing" xmlns:wp="http://schemas.openxmlformats.org/drawingml/2006/wordprocessingDrawing" xmlns:wpc="http://schemas.microsoft.com/office/word/2010/wordprocessingCanvas" xmlns:wpg="http://schemas.microsoft.com/office/word/2010/wordprocessingGroup" xmlns:wpi="http://schemas.microsoft.com/office/word/2010/wordprocessingInk" xmlns:wps="http://schemas.microsoft.com/office/word/2010/wordprocessingShape" mc:Ignorable="w14 wp14">
   <w:p>
+    <w:pPr>
+      <w:spacing w:line="240" w:lineRule="auto" w:before="0" w:after="0"/>
+      <w:jc w:val="left"/>
+    </w:pPr>
     <w:r>
       <w:rPr>
+        <w:rFonts w:ascii="Aptos" w:hAnsi="Aptos" w:eastAsia="Aptos" w:cs="Aptos"/>
         <w:sz w:val="18"/>
       </w:rPr>
       <w:t xml:space="preserve">From J.M. Larson and H.L. Stedge, </w:t>
     </w:r>
     <w:r>
       <w:rPr>
+        <w:rFonts w:ascii="Aptos" w:hAnsi="Aptos" w:eastAsia="Aptos" w:cs="Aptos"/>
         <w:i/>
         <w:sz w:val="18"/>
       </w:rPr>
-      <w:t xml:space="preserve">Clinical Simulations for the Athletic Trainer </w:t>
-    </w:r>
-    <w:proofErr w:type="spellStart"/>
-    <w:r>
-      <w:rPr>
-        <w:i/>
-        <w:sz w:val="18"/>
-      </w:rPr>
-      <w:t>HKPropel</w:t>
-    </w:r>
-    <w:proofErr w:type="spellEnd"/>
-    <w:r>
-      <w:rPr>
-        <w:i/>
-        <w:sz w:val="18"/>
-      </w:rPr>
-      <w:t xml:space="preserve"> Access</w:t>
+      <w:t>Clinical Simulations for the Athletic Trainer HKPropel Access</w:t>
     </w:r>
     <w:r>
       <w:rPr>
+        <w:rFonts w:ascii="Aptos" w:hAnsi="Aptos" w:eastAsia="Aptos" w:cs="Aptos"/>
         <w:sz w:val="18"/>
       </w:rPr>
       <w:t xml:space="preserve"> (Human Kinetics, 2027).</w:t>
     </w:r>
   </w:p>
 </w:ftr>
-</file>
-
-<file path=word/footnotes.xml><?xml version="1.0" encoding="utf-8"?>
-<w:footnotes xmlns:wpc="http://schemas.microsoft.com/office/word/2010/wordprocessingCanvas" xmlns:cx="http://schemas.microsoft.com/office/drawing/2014/chartex" xmlns:cx1="http://schemas.microsoft.com/office/drawing/2015/9/8/chartex" xmlns:cx2="http://schemas.microsoft.com/office/drawing/2015/10/21/chartex" xmlns:cx3="http://schemas.microsoft.com/office/drawing/2016/5/9/chartex" xmlns:cx4="http://schemas.microsoft.com/office/drawing/2016/5/10/chartex" xmlns:cx5="http://schemas.microsoft.com/office/drawing/2016/5/11/chartex" xmlns:cx6="http://schemas.microsoft.com/office/drawing/2016/5/12/chartex" xmlns:cx7="http://schemas.microsoft.com/office/drawing/2016/5/13/chartex" xmlns:cx8="http://schemas.microsoft.com/office/drawing/2016/5/14/chartex" xmlns:mc="http://schemas.openxmlformats.org/markup-compatibility/2006" xmlns:aink="http://schemas.microsoft.com/office/drawing/2016/ink" xmlns:am3d="http://schemas.microsoft.com/office/drawing/2017/model3d" xmlns:o="urn:schemas-microsoft-com:office:office" xmlns:oel="http://schemas.microsoft.com/office/2019/extlst" xmlns:r="http://schemas.openxmlformats.org/officeDocument/2006/relationships" xmlns:m="http://schemas.openxmlformats.org/officeDocument/2006/math" xmlns:v="urn:schemas-microsoft-com:vml" xmlns:wp14="http://schemas.microsoft.com/office/word/2010/wordprocessingDrawing" xmlns:wp="http://schemas.openxmlformats.org/drawingml/2006/wordprocessingDrawing" xmlns:w10="urn:schemas-microsoft-com:office:word" xmlns:w="http://schemas.openxmlformats.org/wordprocessingml/2006/main" xmlns:w14="http://schemas.microsoft.com/office/word/2010/wordml" xmlns:w15="http://schemas.microsoft.com/office/word/2012/wordml" xmlns:w16cei="http://schemas.microsoft.com/office/word/2026/wordml/cei" xmlns:w16cex="http://schemas.microsoft.com/office/word/2018/wordml/cex" xmlns:w16cid="http://schemas.microsoft.com/office/word/2016/wordml/cid" xmlns:w16="http://schemas.microsoft.com/office/word/2018/wordml" xmlns:w16du="http://schemas.microsoft.com/office/word/2023/wordml/word16du" xmlns:w16sdtdh="http://schemas.microsoft.com/office/word/2020/wordml/sdtdatahash" xmlns:w16sdtfl="http://schemas.microsoft.com/office/word/2024/wordml/sdtformatlock" xmlns:w16se="http://schemas.microsoft.com/office/word/2015/wordml/symex" xmlns:wpg="http://schemas.microsoft.com/office/word/2010/wordprocessingGroup" xmlns:wpi="http://schemas.microsoft.com/office/word/2010/wordprocessingInk" xmlns:wne="http://schemas.microsoft.com/office/word/2006/wordml" xmlns:wps="http://schemas.microsoft.com/office/word/2010/wordprocessingShape" mc:Ignorable="w14 w15 w16se w16cid w16 w16cex w16sdtdh w16sdtfl w16du wp14">
-  <w:footnote w:type="separator" w:id="-1">
-    <w:p>
-      <w:r>
-        <w:separator/>
-      </w:r>
-    </w:p>
-  </w:footnote>
-  <w:footnote w:type="continuationSeparator" w:id="0">
-    <w:p>
-      <w:r>
-        <w:continuationSeparator/>
-      </w:r>
-    </w:p>
-  </w:footnote>
-</w:footnotes>
 </file>
 
 <file path=word/numbering.xml><?xml version="1.0" encoding="utf-8"?>
@@ -5046,6 +5128,14 @@
     <w:abstractNumId w:val="16"/>
   </w:num>
 </w:numbering>
+</file>
+
+<file path=word/people.xml><?xml version="1.0" encoding="utf-8"?>
+<w15:people xmlns:wpc="http://schemas.microsoft.com/office/word/2010/wordprocessingCanvas" xmlns:cx="http://schemas.microsoft.com/office/drawing/2014/chartex" xmlns:cx1="http://schemas.microsoft.com/office/drawing/2015/9/8/chartex" xmlns:cx2="http://schemas.microsoft.com/office/drawing/2015/10/21/chartex" xmlns:cx3="http://schemas.microsoft.com/office/drawing/2016/5/9/chartex" xmlns:cx4="http://schemas.microsoft.com/office/drawing/2016/5/10/chartex" xmlns:cx5="http://schemas.microsoft.com/office/drawing/2016/5/11/chartex" xmlns:cx6="http://schemas.microsoft.com/office/drawing/2016/5/12/chartex" xmlns:cx7="http://schemas.microsoft.com/office/drawing/2016/5/13/chartex" xmlns:cx8="http://schemas.microsoft.com/office/drawing/2016/5/14/chartex" xmlns:mc="http://schemas.openxmlformats.org/markup-compatibility/2006" xmlns:aink="http://schemas.microsoft.com/office/drawing/2016/ink" xmlns:am3d="http://schemas.microsoft.com/office/drawing/2017/model3d" xmlns:o="urn:schemas-microsoft-com:office:office" xmlns:oel="http://schemas.microsoft.com/office/2019/extlst" xmlns:r="http://schemas.openxmlformats.org/officeDocument/2006/relationships" xmlns:m="http://schemas.openxmlformats.org/officeDocument/2006/math" xmlns:v="urn:schemas-microsoft-com:vml" xmlns:wp14="http://schemas.microsoft.com/office/word/2010/wordprocessingDrawing" xmlns:wp="http://schemas.openxmlformats.org/drawingml/2006/wordprocessingDrawing" xmlns:w10="urn:schemas-microsoft-com:office:word" xmlns:w="http://schemas.openxmlformats.org/wordprocessingml/2006/main" xmlns:w14="http://schemas.microsoft.com/office/word/2010/wordml" xmlns:w15="http://schemas.microsoft.com/office/word/2012/wordml" xmlns:w16cei="http://schemas.microsoft.com/office/word/2026/wordml/cei" xmlns:w16cex="http://schemas.microsoft.com/office/word/2018/wordml/cex" xmlns:w16cid="http://schemas.microsoft.com/office/word/2016/wordml/cid" xmlns:w16="http://schemas.microsoft.com/office/word/2018/wordml" xmlns:w16du="http://schemas.microsoft.com/office/word/2023/wordml/word16du" xmlns:w16sdtdh="http://schemas.microsoft.com/office/word/2020/wordml/sdtdatahash" xmlns:w16sdtfl="http://schemas.microsoft.com/office/word/2024/wordml/sdtformatlock" xmlns:w16se="http://schemas.microsoft.com/office/word/2015/wordml/symex" xmlns:wpg="http://schemas.microsoft.com/office/word/2010/wordprocessingGroup" xmlns:wpi="http://schemas.microsoft.com/office/word/2010/wordprocessingInk" xmlns:wne="http://schemas.microsoft.com/office/word/2006/wordml" xmlns:wps="http://schemas.microsoft.com/office/word/2010/wordprocessingShape" mc:Ignorable="w14 w15 w16se w16cid w16 w16cex w16sdtdh w16sdtfl w16du wp14">
+  <w15:person w15:author="Anna Seaman">
+    <w15:presenceInfo w15:providerId="AD" w15:userId="S::AnnaS@hkusa.com::713ab380-bdda-4997-81d0-fa539102c996"/>
+  </w15:person>
+</w15:people>
 </file>
 
 <file path=word/styles.xml><?xml version="1.0" encoding="utf-8"?>
@@ -6090,7 +6180,6 @@
     <w:basedOn w:val="Normal"/>
     <w:link w:val="CommentTextChar"/>
     <w:uiPriority w:val="99"/>
-    <w:semiHidden/>
     <w:unhideWhenUsed/>
     <w:rPr>
       <w:sz w:val="20"/>
@@ -6102,7 +6191,6 @@
     <w:basedOn w:val="DefaultParagraphFont"/>
     <w:link w:val="CommentText"/>
     <w:uiPriority w:val="99"/>
-    <w:semiHidden/>
     <w:rPr>
       <w:rFonts w:ascii="Times New Roman" w:eastAsia="Times New Roman" w:hAnsi="Times New Roman" w:cs="Times New Roman"/>
       <w:kern w:val="0"/>
@@ -6155,6 +6243,37 @@
     <w:rPr>
       <w:i/>
       <w:iCs/>
+    </w:rPr>
+  </w:style>
+  <w:style w:type="paragraph" w:styleId="CommentSubject">
+    <w:name w:val="annotation subject"/>
+    <w:basedOn w:val="CommentText"/>
+    <w:next w:val="CommentText"/>
+    <w:link w:val="CommentSubjectChar"/>
+    <w:uiPriority w:val="99"/>
+    <w:semiHidden/>
+    <w:unhideWhenUsed/>
+    <w:rsid w:val="00E9271C"/>
+    <w:rPr>
+      <w:b/>
+      <w:bCs/>
+    </w:rPr>
+  </w:style>
+  <w:style w:type="character" w:customStyle="1" w:styleId="CommentSubjectChar">
+    <w:name w:val="Comment Subject Char"/>
+    <w:basedOn w:val="CommentTextChar"/>
+    <w:link w:val="CommentSubject"/>
+    <w:uiPriority w:val="99"/>
+    <w:semiHidden/>
+    <w:rsid w:val="00E9271C"/>
+    <w:rPr>
+      <w:rFonts w:ascii="Times New Roman" w:eastAsia="Times New Roman" w:hAnsi="Times New Roman" w:cs="Times New Roman"/>
+      <w:b/>
+      <w:bCs/>
+      <w:kern w:val="0"/>
+      <w:sz w:val="20"/>
+      <w:szCs w:val="20"/>
+      <w14:ligatures w14:val="none"/>
     </w:rPr>
   </w:style>
 </w:styles>
